--- a/线性代数笔记/第一章_行列式.docx
+++ b/线性代数笔记/第一章_行列式.docx
@@ -612,14 +612,6 @@
       <w:pPr>
         <w:pStyle w:val="Item"/>
         <w:keepNext/>
-        <w:pBdr>
-          <w:top w:val="single" w:sz="12" w:space="6" w:color="F2B200"/>
-          <w:left w:val="single" w:sz="12" w:space="8" w:color="F2B200"/>
-          <w:bottom w:val="single" w:sz="12" w:space="6" w:color="F2B200"/>
-          <w:right w:val="single" w:sz="12" w:space="8" w:color="F2B200"/>
-        </w:pBdr>
-        <w:shd w:val="clear" w:color="auto" w:fill="FFF8DC"/>
-        <w:ind w:left="240" w:right="240"/>
       </w:pPr>
       <w:r>
         <w:rPr>
@@ -659,14 +651,6 @@
     <w:p>
       <w:pPr>
         <w:pStyle w:val="Equation"/>
-        <w:pBdr>
-          <w:top w:val="single" w:sz="12" w:space="6" w:color="F2B200"/>
-          <w:left w:val="single" w:sz="12" w:space="8" w:color="F2B200"/>
-          <w:bottom w:val="single" w:sz="12" w:space="6" w:color="F2B200"/>
-          <w:right w:val="single" w:sz="12" w:space="8" w:color="F2B200"/>
-        </w:pBdr>
-        <w:shd w:val="clear" w:color="auto" w:fill="FFF8DC"/>
-        <w:ind w:left="240" w:right="240"/>
       </w:pPr>
       <m:oMathPara>
         <m:oMathParaPr>
@@ -1010,14 +994,6 @@
       <w:pPr>
         <w:pStyle w:val="Item"/>
         <w:keepNext/>
-        <w:pBdr>
-          <w:top w:val="single" w:sz="12" w:space="6" w:color="F2B200"/>
-          <w:left w:val="single" w:sz="12" w:space="8" w:color="F2B200"/>
-          <w:bottom w:val="single" w:sz="12" w:space="6" w:color="F2B200"/>
-          <w:right w:val="single" w:sz="12" w:space="8" w:color="F2B200"/>
-        </w:pBdr>
-        <w:shd w:val="clear" w:color="auto" w:fill="FFF8DC"/>
-        <w:ind w:left="240" w:right="240"/>
       </w:pPr>
       <w:r>
         <w:rPr>
@@ -1030,14 +1006,6 @@
       <w:pPr>
         <w:pStyle w:val="Equation"/>
         <w:keepNext/>
-        <w:pBdr>
-          <w:top w:val="single" w:sz="12" w:space="6" w:color="F2B200"/>
-          <w:left w:val="single" w:sz="12" w:space="8" w:color="F2B200"/>
-          <w:bottom w:val="single" w:sz="12" w:space="6" w:color="F2B200"/>
-          <w:right w:val="single" w:sz="12" w:space="8" w:color="F2B200"/>
-        </w:pBdr>
-        <w:shd w:val="clear" w:color="auto" w:fill="FFF8DC"/>
-        <w:ind w:left="240" w:right="240"/>
       </w:pPr>
       <m:oMathPara>
         <m:oMathParaPr>
@@ -1245,14 +1213,6 @@
       <w:pPr>
         <w:pStyle w:val="Equation"/>
         <w:keepNext/>
-        <w:pBdr>
-          <w:top w:val="single" w:sz="12" w:space="6" w:color="F2B200"/>
-          <w:left w:val="single" w:sz="12" w:space="8" w:color="F2B200"/>
-          <w:bottom w:val="single" w:sz="12" w:space="6" w:color="F2B200"/>
-          <w:right w:val="single" w:sz="12" w:space="8" w:color="F2B200"/>
-        </w:pBdr>
-        <w:shd w:val="clear" w:color="auto" w:fill="FFF8DC"/>
-        <w:ind w:left="240" w:right="240"/>
       </w:pPr>
       <m:oMathPara>
         <m:oMathParaPr>
@@ -1501,14 +1461,6 @@
     <w:p>
       <w:pPr>
         <w:pStyle w:val="Equation"/>
-        <w:pBdr>
-          <w:top w:val="single" w:sz="12" w:space="6" w:color="F2B200"/>
-          <w:left w:val="single" w:sz="12" w:space="8" w:color="F2B200"/>
-          <w:bottom w:val="single" w:sz="12" w:space="6" w:color="F2B200"/>
-          <w:right w:val="single" w:sz="12" w:space="8" w:color="F2B200"/>
-        </w:pBdr>
-        <w:shd w:val="clear" w:color="auto" w:fill="FFF8DC"/>
-        <w:ind w:left="240" w:right="240"/>
       </w:pPr>
       <w:r>
         <w:rPr>
@@ -1599,14 +1551,6 @@
       <w:pPr>
         <w:pStyle w:val="Item"/>
         <w:keepNext/>
-        <w:pBdr>
-          <w:top w:val="single" w:sz="12" w:space="6" w:color="F2B200"/>
-          <w:left w:val="single" w:sz="12" w:space="8" w:color="F2B200"/>
-          <w:bottom w:val="single" w:sz="12" w:space="6" w:color="F2B200"/>
-          <w:right w:val="single" w:sz="12" w:space="8" w:color="F2B200"/>
-        </w:pBdr>
-        <w:shd w:val="clear" w:color="auto" w:fill="FFF8DC"/>
-        <w:ind w:left="240" w:right="240"/>
       </w:pPr>
       <w:r>
         <w:rPr>
@@ -1618,14 +1562,6 @@
     <w:p>
       <w:pPr>
         <w:pStyle w:val="Equation"/>
-        <w:pBdr>
-          <w:top w:val="single" w:sz="12" w:space="6" w:color="F2B200"/>
-          <w:left w:val="single" w:sz="12" w:space="8" w:color="F2B200"/>
-          <w:bottom w:val="single" w:sz="12" w:space="6" w:color="F2B200"/>
-          <w:right w:val="single" w:sz="12" w:space="8" w:color="F2B200"/>
-        </w:pBdr>
-        <w:shd w:val="clear" w:color="auto" w:fill="FFF8DC"/>
-        <w:ind w:left="240" w:right="240"/>
       </w:pPr>
       <m:oMathPara>
         <m:oMathParaPr>
@@ -2247,13 +2183,6 @@
       <w:pPr>
         <w:pStyle w:val="Equation"/>
         <w:keepNext/>
-        <w:pBdr>
-          <w:top w:val="single" w:sz="8" w:space="6" w:color="C00000"/>
-          <w:left w:val="single" w:sz="8" w:space="8" w:color="C00000"/>
-          <w:bottom w:val="single" w:sz="8" w:space="6" w:color="C00000"/>
-          <w:right w:val="single" w:sz="8" w:space="8" w:color="C00000"/>
-        </w:pBdr>
-        <w:ind w:left="240" w:right="240"/>
       </w:pPr>
       <m:oMathPara>
         <m:oMathParaPr>
@@ -2580,13 +2509,6 @@
     <w:p>
       <w:pPr>
         <w:pStyle w:val="Equation"/>
-        <w:pBdr>
-          <w:top w:val="single" w:sz="8" w:space="6" w:color="C00000"/>
-          <w:left w:val="single" w:sz="8" w:space="8" w:color="C00000"/>
-          <w:bottom w:val="single" w:sz="8" w:space="6" w:color="C00000"/>
-          <w:right w:val="single" w:sz="8" w:space="8" w:color="C00000"/>
-        </w:pBdr>
-        <w:ind w:left="240" w:right="240"/>
       </w:pPr>
       <m:oMathPara>
         <m:oMathParaPr>

--- a/线性代数笔记/第一章_行列式.docx
+++ b/线性代数笔记/第一章_行列式.docx
@@ -26,7 +26,16 @@
         <w:rPr>
           <w:rFonts w:eastAsia="黑体"/>
         </w:rPr>
-        <w:t xml:space="preserve">① 逆序数：</w:t>
+        <w:t xml:space="preserve">①</w:t>
+      </w:r>
+      <w:r>
+        <w:tab/>
+      </w:r>
+      <w:r>
+        <w:rPr>
+          <w:rFonts w:eastAsia="黑体"/>
+        </w:rPr>
+        <w:t xml:space="preserve">逆序数：</w:t>
       </w:r>
       <w:r>
         <w:t xml:space="preserve">一个排列中，大数在小数前面的总数，记作 </w:t>
@@ -49,7 +58,16 @@
         <w:rPr>
           <w:rFonts w:eastAsia="黑体"/>
         </w:rPr>
-        <w:t xml:space="preserve">② 性质：</w:t>
+        <w:t xml:space="preserve">②</w:t>
+      </w:r>
+      <w:r>
+        <w:tab/>
+      </w:r>
+      <w:r>
+        <w:rPr>
+          <w:rFonts w:eastAsia="黑体"/>
+        </w:rPr>
+        <w:t xml:space="preserve">性质：</w:t>
       </w:r>
     </w:p>
     <w:p>
@@ -513,7 +531,16 @@
         <w:rPr>
           <w:rFonts w:eastAsia="黑体"/>
         </w:rPr>
-        <w:t xml:space="preserve">① 上（下）三角</w:t>
+        <w:t xml:space="preserve">①</w:t>
+      </w:r>
+      <w:r>
+        <w:tab/>
+      </w:r>
+      <w:r>
+        <w:rPr>
+          <w:rFonts w:eastAsia="黑体"/>
+        </w:rPr>
+        <w:t xml:space="preserve">上（下）三角</w:t>
       </w:r>
       <w:r>
         <w:t xml:space="preserve"> = 主对角线相乘，或 </w:t>
@@ -617,7 +644,10 @@
         <w:rPr>
           <w:rFonts w:eastAsia="黑体"/>
         </w:rPr>
-        <w:t xml:space="preserve">② </w:t>
+        <w:t xml:space="preserve">②</w:t>
+      </w:r>
+      <w:r>
+        <w:tab/>
       </w:r>
       <m:oMath>
         <m:r>
@@ -654,7 +684,7 @@
       </w:pPr>
       <m:oMathPara>
         <m:oMathParaPr>
-          <m:jc m:val="center"/>
+          <m:jc m:val="left"/>
         </m:oMathParaPr>
         <m:oMath>
           <m:d>
@@ -999,7 +1029,16 @@
         <w:rPr>
           <w:rFonts w:eastAsia="黑体"/>
         </w:rPr>
-        <w:t xml:space="preserve">③ 拉普拉斯</w:t>
+        <w:t xml:space="preserve">③</w:t>
+      </w:r>
+      <w:r>
+        <w:tab/>
+      </w:r>
+      <w:r>
+        <w:rPr>
+          <w:rFonts w:eastAsia="黑体"/>
+        </w:rPr>
+        <w:t xml:space="preserve">拉普拉斯</w:t>
       </w:r>
     </w:p>
     <w:p>
@@ -1009,7 +1048,7 @@
       </w:pPr>
       <m:oMathPara>
         <m:oMathParaPr>
-          <m:jc m:val="center"/>
+          <m:jc m:val="left"/>
         </m:oMathParaPr>
         <m:oMath>
           <m:d>
@@ -1216,7 +1255,7 @@
       </w:pPr>
       <m:oMathPara>
         <m:oMathParaPr>
-          <m:jc m:val="center"/>
+          <m:jc m:val="left"/>
         </m:oMathParaPr>
         <m:oMath>
           <m:d>
@@ -1556,7 +1595,16 @@
         <w:rPr>
           <w:rFonts w:eastAsia="黑体"/>
         </w:rPr>
-        <w:t xml:space="preserve">④ 范德蒙</w:t>
+        <w:t xml:space="preserve">④</w:t>
+      </w:r>
+      <w:r>
+        <w:tab/>
+      </w:r>
+      <w:r>
+        <w:rPr>
+          <w:rFonts w:eastAsia="黑体"/>
+        </w:rPr>
+        <w:t xml:space="preserve">范德蒙</w:t>
       </w:r>
     </w:p>
     <w:p>
@@ -1565,7 +1613,7 @@
       </w:pPr>
       <m:oMathPara>
         <m:oMathParaPr>
-          <m:jc m:val="center"/>
+          <m:jc m:val="left"/>
         </m:oMathParaPr>
         <m:oMath>
           <m:sSub>
@@ -2186,7 +2234,7 @@
       </w:pPr>
       <m:oMathPara>
         <m:oMathParaPr>
-          <m:jc m:val="center"/>
+          <m:jc m:val="left"/>
         </m:oMathParaPr>
         <m:oMath>
           <m:sSub>
@@ -2512,7 +2560,7 @@
       </w:pPr>
       <m:oMathPara>
         <m:oMathParaPr>
-          <m:jc m:val="center"/>
+          <m:jc m:val="left"/>
         </m:oMathParaPr>
         <m:oMath>
           <m:sSub>
@@ -2844,7 +2892,10 @@
         <w:rPr>
           <w:rFonts w:eastAsia="黑体"/>
         </w:rPr>
-        <w:t xml:space="preserve">① </w:t>
+        <w:t xml:space="preserve">①</w:t>
+      </w:r>
+      <w:r>
+        <w:tab/>
       </w:r>
       <m:oMath>
         <m:d>
@@ -2950,7 +3001,10 @@
         <w:rPr>
           <w:rFonts w:eastAsia="黑体"/>
         </w:rPr>
-        <w:t xml:space="preserve">② </w:t>
+        <w:t xml:space="preserve">②</w:t>
+      </w:r>
+      <w:r>
+        <w:tab/>
       </w:r>
       <m:oMath>
         <m:d>
@@ -3067,7 +3121,7 @@
       <w:lvlText w:val=""/>
       <w:lvlJc w:val="left"/>
       <w:pPr>
-        <w:ind w:left="720" w:hanging="240"/>
+        <w:ind w:left="840" w:hanging="240"/>
       </w:pPr>
       <w:rPr>
         <w:rFonts w:ascii="Symbol" w:hAnsi="Symbol" w:hint="default"/>
@@ -3160,8 +3214,11 @@
     <w:basedOn w:val="Normal"/>
     <w:qFormat/>
     <w:pPr>
+      <w:tabs>
+        <w:tab w:val="left" w:pos="600"/>
+      </w:tabs>
       <w:spacing w:before="40" w:after="60"/>
-      <w:ind w:left="240"/>
+      <w:ind w:left="600" w:hanging="360"/>
     </w:pPr>
   </w:style>
   <w:style w:type="paragraph" w:customStyle="1" w:styleId="Equation">
@@ -3170,7 +3227,8 @@
     <w:qFormat/>
     <w:pPr>
       <w:spacing w:before="80" w:after="80" w:line="240" w:lineRule="auto"/>
-      <w:jc w:val="center"/>
+      <w:ind w:left="600"/>
+      <w:jc w:val="left"/>
     </w:pPr>
   </w:style>
   <w:style w:type="paragraph" w:styleId="Footer">
